--- a/roteiros/rick-e-renner/RickRenner_Roteiro_Completo.docx
+++ b/roteiros/rick-e-renner/RickRenner_Roteiro_Completo.docx
@@ -1503,7 +1503,7 @@
         <w:rPr>
           <w:color w:val="000000"/>
         </w:rPr>
-        <w:t>Vinte e cinco anos depois, Rick cantava aquela mesma música numa outra festa de quinze anos, para a filha de outro pai.</w:t>
+        <w:t>Vinte e cinco anos depois de gravá-la, Rick cantava aquela mesma música numa outra festa de quinze anos, para a filha de outro pai.</w:t>
       </w:r>
     </w:p>
     <w:p>
@@ -1687,7 +1687,7 @@
         <w:rPr>
           <w:color w:val="000000"/>
         </w:rPr>
-        <w:t>No fim da tarde, quando chegou a hora do enterro, Renner segurou uma das alças do caixão. Ao lado dele estavam Victor, filho de Rick, e Marcos, genro do cantor.</w:t>
+        <w:t>À tarde, quando chegou a hora do enterro, Renner segurou uma das alças do caixão. Ao lado dele estavam Victor, filho de Rick, e Marcos, genro do cantor.</w:t>
       </w:r>
     </w:p>
     <w:p>
@@ -1871,7 +1871,7 @@
         <w:rPr>
           <w:color w:val="000000"/>
         </w:rPr>
-        <w:t>Rick escreveu que a vida estava passando depressa. Estava certo. E, mesmo assim, escolheu passar o tempo que restava ao lado de quem tantas vezes o decepcionou.</w:t>
+        <w:t>Rick escreveu que a vida estava passando depressa. Estava certo. E, mesmo assim, escolheu passar o tempo que restava ao lado do parceiro que tantas vezes precisou perdoar.</w:t>
       </w:r>
     </w:p>
     <w:p>

--- a/roteiros/rick-e-renner/RickRenner_Roteiro_Completo.docx
+++ b/roteiros/rick-e-renner/RickRenner_Roteiro_Completo.docx
@@ -527,7 +527,7 @@
         <w:rPr>
           <w:color w:val="C00000"/>
         </w:rPr>
-        <w:t>Guarde essa música. Porque "Filha" ia acompanhar Rick até o fim. Literalmente. Vinte e cinco anos depois, ela seria a última música que ele cantaria antes de entrar naquele helicóptero.</w:t>
+        <w:t>E "Filha" ia acompanhar Rick até o fim. Literalmente. Vinte e cinco anos depois, ela seria a última música que ele cantaria antes de entrar naquele helicóptero.</w:t>
       </w:r>
     </w:p>
     <w:p>
@@ -543,7 +543,7 @@
         <w:rPr>
           <w:color w:val="000000"/>
         </w:rPr>
-        <w:t>Discos vendendo como nunca. Agenda lotada. Rick compondo para outros artistas. Renner, com menos de trinta anos, vivendo o sonho que tinha começado no rock dos bares de Brasília.</w:t>
+        <w:t>Discos vendendo como nunca. Agenda lotada. Rick compondo para outros artistas. Chitãozinho e Xororó, por exemplo, gravaram duas músicas dele, "Página de Amigos" e "Eu Menti". Renner, com menos de trinta anos, vivendo o sonho que tinha começado no rock dos bares de Brasília.</w:t>
       </w:r>
     </w:p>
     <w:p>
@@ -799,7 +799,7 @@
         <w:rPr>
           <w:color w:val="000000"/>
         </w:rPr>
-        <w:t>Rick chegou a gravar um disco ao lado de um dos filhos.</w:t>
+        <w:t>Rick gravou um disco ao lado de um dos filhos, Victor Henrique. O nome do disco era "Mais Que Pai e Filho".</w:t>
       </w:r>
     </w:p>
     <w:p>
@@ -807,6 +807,14 @@
         <w:rPr>
           <w:color w:val="000000"/>
         </w:rPr>
+        <w:t>O nome de Victor vai voltar no fim desta história. Dezesseis anos depois, ele ia estar ao lado de Renner num dos momentos mais duros dessa história.</w:t>
+      </w:r>
+    </w:p>
+    <w:p>
+      <w:r>
+        <w:rPr>
+          <w:color w:val="000000"/>
+        </w:rPr>
         <w:t>Renner queria outra coisa.</w:t>
       </w:r>
     </w:p>
@@ -943,7 +951,7 @@
         <w:rPr>
           <w:color w:val="000000"/>
         </w:rPr>
-        <w:t>Cada um seguiu sozinho. Rick passou a se apresentar como Rick Sollo. Renner virou Renner Reis e foi cantar música gospel.</w:t>
+        <w:t>Cada um seguiu sozinho. Rick passou a se apresentar como Rick Sollo.</w:t>
       </w:r>
     </w:p>
     <w:p>
@@ -951,6 +959,30 @@
         <w:rPr>
           <w:color w:val="000000"/>
         </w:rPr>
+        <w:t>Renner virou Renner Reis. Desde o fim dos anos dois mil, frequentava uma igreja evangélica. Chegou a gravar um disco inteiro de músicas gospel, que nunca foi lançado.</w:t>
+      </w:r>
+    </w:p>
+    <w:p>
+      <w:r>
+        <w:rPr>
+          <w:color w:val="000000"/>
+        </w:rPr>
+        <w:t>Em abril de dois mil e onze, saiu o primeiro disco solo dele. Só que o disco era sertanejo, como sempre. As músicas se chamavam "Teu Sol", "Vacilou" e "Querendo Namorar".</w:t>
+      </w:r>
+    </w:p>
+    <w:p>
+      <w:r>
+        <w:rPr>
+          <w:color w:val="000000"/>
+        </w:rPr>
+        <w:t>Nenhuma das duas carreiras solo chegou perto do sucesso que a dupla tinha feito.</w:t>
+      </w:r>
+    </w:p>
+    <w:p>
+      <w:r>
+        <w:rPr>
+          <w:color w:val="000000"/>
+        </w:rPr>
         <w:t>Longe dos palcos, a vida de Renner ia ficar cada vez mais difícil.</w:t>
       </w:r>
     </w:p>
@@ -999,7 +1031,7 @@
         <w:rPr>
           <w:color w:val="C00000"/>
         </w:rPr>
-        <w:t>Guarde essa decisão. Porque, pouco mais de dois anos depois, Rick ia contar ao país o que realmente pensava dela. Num texto escrito no dia mais difícil da carreira dele.</w:t>
+        <w:t>Aquela decisão ia custar caro. Pouco mais de dois anos depois, Rick ia contar ao país o que realmente pensava dela. Num texto escrito no dia mais difícil da carreira dele.</w:t>
       </w:r>
     </w:p>
     <w:p>
@@ -1167,7 +1199,7 @@
         <w:rPr>
           <w:color w:val="000000"/>
         </w:rPr>
-        <w:t>Mais tarde, ele contou por que tinha bebido naquele dia. Disse que estava angustiado porque não ia conseguir passar o Natal em Brasília, com a mãe. As passagens de avião estavam caras demais.</w:t>
+        <w:t>Dias depois, numa entrevista ao programa Domingo Espetacular, da Record, ele contou por que tinha bebido naquele dia. Disse que estava angustiado porque não ia conseguir passar o Natal em Brasília, com a mãe. As passagens de avião estavam caras demais.</w:t>
       </w:r>
     </w:p>
     <w:p>
@@ -1175,6 +1207,22 @@
         <w:rPr>
           <w:color w:val="000000"/>
         </w:rPr>
+        <w:t>Admitiu que bebia. Negou ser alcoólatra.</w:t>
+      </w:r>
+    </w:p>
+    <w:p>
+      <w:r>
+        <w:rPr>
+          <w:color w:val="000000"/>
+        </w:rPr>
+        <w:t>"Tem o alcoólatra que bebe todo dia, que usa para se estabilizar. Mas eu sou diferente. Se eu beber uma garrafa, eu acabo passando do limite."</w:t>
+      </w:r>
+    </w:p>
+    <w:p>
+      <w:r>
+        <w:rPr>
+          <w:color w:val="000000"/>
+        </w:rPr>
         <w:t>Foi lá dentro, na clínica, que o telefone tocou.</w:t>
       </w:r>
     </w:p>
@@ -1271,6 +1319,38 @@
         <w:rPr>
           <w:color w:val="1F4EB4"/>
         </w:rPr>
+        <w:t>Renner sentiu o golpe. Disse que esperava outra atitude do parceiro naquele momento.</w:t>
+      </w:r>
+    </w:p>
+    <w:p>
+      <w:r>
+        <w:rPr>
+          <w:color w:val="1F4EB4"/>
+        </w:rPr>
+        <w:t>"Estava com medo. Esperava que ele fosse lá, dizer: ele errou, vou acabar a dupla, mas, no momento, vou poupar a imagem dele."</w:t>
+      </w:r>
+    </w:p>
+    <w:p>
+      <w:r>
+        <w:rPr>
+          <w:color w:val="1F4EB4"/>
+        </w:rPr>
+        <w:t>Rick respondeu nas redes, sem levantar a voz.</w:t>
+      </w:r>
+    </w:p>
+    <w:p>
+      <w:r>
+        <w:rPr>
+          <w:color w:val="1F4EB4"/>
+        </w:rPr>
+        <w:t>"Não estaremos mais juntos, mas desejo do fundo do meu coração que Deus esteja em cada segundo de sua vida."</w:t>
+      </w:r>
+    </w:p>
+    <w:p>
+      <w:r>
+        <w:rPr>
+          <w:color w:val="1F4EB4"/>
+        </w:rPr>
         <w:t>E, quinze dias depois, Renner deu uma entrevista que mostrou até onde a queda tinha chegado.</w:t>
       </w:r>
     </w:p>
@@ -1317,6 +1397,14 @@
     <w:p>
       <w:r>
         <w:rPr>
+          <w:color w:val="1F4EB4"/>
+        </w:rPr>
+        <w:t>Segundo reportagens da época, ele tinha ficado só três dias internado na clínica de Santa Catarina. Saiu dizendo que ia trocar o sertanejo pelo gospel. O disco evangélico que ele tinha gravado anos antes, e que nunca saiu da gaveta, voltou a ser assunto.</w:t>
+      </w:r>
+    </w:p>
+    <w:p>
+      <w:r>
+        <w:rPr>
           <w:color w:val="C00000"/>
         </w:rPr>
         <w:t>Lembra dos dois mil salários mínimos da indenização de dois mil e um? Naquele mesmo ano de dois mil e quinze, ainda havia ações na Justiça tentando cobrar esse dinheiro. De um homem que dizia não ter o que comer.</w:t>
@@ -1367,6 +1455,70 @@
         <w:rPr>
           <w:color w:val="000000"/>
         </w:rPr>
+        <w:t>E, nesse tempo, as feridas vieram a público.</w:t>
+      </w:r>
+    </w:p>
+    <w:p>
+      <w:r>
+        <w:rPr>
+          <w:color w:val="000000"/>
+        </w:rPr>
+        <w:t>Fevereiro de dois mil e dezesseis.</w:t>
+      </w:r>
+    </w:p>
+    <w:p>
+      <w:r>
+        <w:rPr>
+          <w:color w:val="000000"/>
+        </w:rPr>
+        <w:t>Numa entrevista à TV Record, Renner pediu desculpas a Rick em público. E disse uma frase que deixou o parceiro incomodado. Disse que perdoava Rick.</w:t>
+      </w:r>
+    </w:p>
+    <w:p>
+      <w:r>
+        <w:rPr>
+          <w:color w:val="000000"/>
+        </w:rPr>
+        <w:t>Pouco depois, no programa Domingo Show, da mesma emissora, Rick respondeu.</w:t>
+      </w:r>
+    </w:p>
+    <w:p>
+      <w:r>
+        <w:rPr>
+          <w:color w:val="000000"/>
+        </w:rPr>
+        <w:t>"Você diz 'eu te perdoo'. Eu coloco um ponto de interrogação aí. Eu queria saber onde que você me perdoa."</w:t>
+      </w:r>
+    </w:p>
+    <w:p>
+      <w:r>
+        <w:rPr>
+          <w:color w:val="000000"/>
+        </w:rPr>
+        <w:t>E completou.</w:t>
+      </w:r>
+    </w:p>
+    <w:p>
+      <w:r>
+        <w:rPr>
+          <w:color w:val="000000"/>
+        </w:rPr>
+        <w:t>"Da minha parte, você pode esquecer. Não tem mágoa, não tem raiva. Agora, eu acho que, se você tem que pedir perdão para alguém, teria que ser para o seu público."</w:t>
+      </w:r>
+    </w:p>
+    <w:p>
+      <w:r>
+        <w:rPr>
+          <w:color w:val="000000"/>
+        </w:rPr>
+        <w:t>Os dois estavam trocando recados duros em rede nacional.</w:t>
+      </w:r>
+    </w:p>
+    <w:p>
+      <w:r>
+        <w:rPr>
+          <w:color w:val="000000"/>
+        </w:rPr>
         <w:t>Muitos fãs achavam que, dessa vez, era para sempre.</w:t>
       </w:r>
     </w:p>
@@ -1375,7 +1527,7 @@
         <w:rPr>
           <w:color w:val="C00000"/>
         </w:rPr>
-        <w:t>Só que, em agosto de dois mil e dezoito, diante das câmeras de um dos programas mais vistos da televisão, os dois apareceram juntos de novo. E a decisão de Rick de dar mais uma chance ao parceiro ia levar os dois até o último palco que eles dividiram, em setembro de dois mil e vinte e seis.</w:t>
+        <w:t>Só que, dois anos depois, foi Renner quem procurou Rick. E, em agosto de dois mil e dezoito, diante das câmeras de um dos programas mais vistos da televisão, os dois apareceram juntos de novo. E a decisão de Rick de dar mais uma chance ao parceiro ia levar os dois até o último palco que eles dividiram, em setembro de dois mil e vinte e seis.</w:t>
       </w:r>
     </w:p>
     <w:p>
@@ -1383,7 +1535,7 @@
         <w:rPr>
           <w:color w:val="000000"/>
         </w:rPr>
-        <w:t>Agosto de dois mil e dezoito.</w:t>
+        <w:t>Doze de agosto de dois mil e dezoito.</w:t>
       </w:r>
     </w:p>
     <w:p>
@@ -1407,6 +1559,30 @@
         <w:rPr>
           <w:color w:val="000000"/>
         </w:rPr>
+        <w:t>Segundo a própria equipe da dupla, a iniciativa tinha partido de Renner. Foi ele quem procurou o parceiro.</w:t>
+      </w:r>
+    </w:p>
+    <w:p>
+      <w:r>
+        <w:rPr>
+          <w:color w:val="000000"/>
+        </w:rPr>
+        <w:t>Rick explicou que tinha reconsiderado por causa do carinho dos fãs, que nunca pararam de pedir a volta. Renner disse que a reaproximação tinha feito bem aos dois, que não havia mais mágoa. Que estavam juntos de novo.</w:t>
+      </w:r>
+    </w:p>
+    <w:p>
+      <w:r>
+        <w:rPr>
+          <w:color w:val="000000"/>
+        </w:rPr>
+        <w:t>O plano inicial era modesto. Um projeto de dois anos.</w:t>
+      </w:r>
+    </w:p>
+    <w:p>
+      <w:r>
+        <w:rPr>
+          <w:color w:val="000000"/>
+        </w:rPr>
         <w:t>Depois de três anos separados, depois do texto de dois mil e quinze, depois de tudo, Rick tinha decidido apostar de novo no parceiro.</w:t>
       </w:r>
     </w:p>
@@ -1415,7 +1591,7 @@
         <w:rPr>
           <w:color w:val="000000"/>
         </w:rPr>
-        <w:t>A turnê da volta se chamava "Seguir em Frente". Levou a dupla a vários países, até o Japão, onde vive uma grande comunidade de brasileiros.</w:t>
+        <w:t>O projeto e a turnê se chamavam "Seguir em Frente". Levou a dupla a vários países, até o Japão, onde vive uma grande comunidade de brasileiros.</w:t>
       </w:r>
     </w:p>
     <w:p>
@@ -1431,7 +1607,7 @@
         <w:rPr>
           <w:color w:val="000000"/>
         </w:rPr>
-        <w:t>Por oito anos, a dupla seguiu junta, sem nenhuma nova separação.</w:t>
+        <w:t>O projeto de dois anos durou oito. A dupla seguiu junta, sem nenhuma nova separação.</w:t>
       </w:r>
     </w:p>
     <w:p>
@@ -1645,6 +1821,38 @@
     <w:p>
       <w:r>
         <w:rPr>
+          <w:color w:val="000000"/>
+        </w:rPr>
+        <w:t>O helicóptero era um Bell 430, de matrícula P P M G R. O Centro de Investigação e Prevenção de Acidentes Aeronáuticos, da Força Aérea, foi até o local e recuperou o gravador de voz da cabine, a chamada caixa-preta. O equipamento foi levado para um laboratório em Brasília.</w:t>
+      </w:r>
+    </w:p>
+    <w:p>
+      <w:r>
+        <w:rPr>
+          <w:color w:val="000000"/>
+        </w:rPr>
+        <w:t>Segundo a Força Aérea, a aeronave voava numa área de espaço aéreo não controlado, onde o piloto não precisava manter contato com o controle de tráfego. Isso não significa que o voo fosse proibido.</w:t>
+      </w:r>
+    </w:p>
+    <w:p>
+      <w:r>
+        <w:rPr>
+          <w:color w:val="000000"/>
+        </w:rPr>
+        <w:t>Entre as hipóteses analisadas estavam a chuva forte, a neblina e a perda de visibilidade na serra. A Polícia Civil de Santa Catarina também abriu investigação.</w:t>
+      </w:r>
+    </w:p>
+    <w:p>
+      <w:r>
+        <w:rPr>
+          <w:color w:val="000000"/>
+        </w:rPr>
+        <w:t>Até o fim de setembro, a causa da queda ainda não tinha sido determinada.</w:t>
+      </w:r>
+    </w:p>
+    <w:p>
+      <w:r>
+        <w:rPr>
           <w:color w:val="C00000"/>
         </w:rPr>
         <w:t>O homem que segurou a dupla durante quarenta anos tinha ido embora. E foi exatamente aí que uma frase escrita por ele, onze anos antes, ganhou um peso que ninguém tinha percebido.</w:t>
@@ -1687,7 +1895,7 @@
         <w:rPr>
           <w:color w:val="000000"/>
         </w:rPr>
-        <w:t>À tarde, quando chegou a hora do enterro, Renner segurou uma das alças do caixão. Ao lado dele estavam Victor, filho de Rick, e Marcos, genro do cantor.</w:t>
+        <w:t>À tarde, quando chegou a hora do enterro, Renner segurou uma das alças do caixão. Ao lado dele estavam Victor, o filho que tinha gravado com Rick o disco "Mais Que Pai e Filho", e Marcos, genro do cantor.</w:t>
       </w:r>
     </w:p>
     <w:p>
@@ -1759,6 +1967,46 @@
         <w:rPr>
           <w:color w:val="1F4EB4"/>
         </w:rPr>
+        <w:t>E havia o outro lado dessa história.</w:t>
+      </w:r>
+    </w:p>
+    <w:p>
+      <w:r>
+        <w:rPr>
+          <w:color w:val="1F4EB4"/>
+        </w:rPr>
+        <w:t>Quatro meses antes da queda, num podcast chamado Segundeiro Raiz, Renner tinha falado sobre o parceiro. Sem saber o que estava por vir.</w:t>
+      </w:r>
+    </w:p>
+    <w:p>
+      <w:r>
+        <w:rPr>
+          <w:color w:val="1F4EB4"/>
+        </w:rPr>
+        <w:t>"Cara, o Rick é minha vida. O Rick é meu alicerce."</w:t>
+      </w:r>
+    </w:p>
+    <w:p>
+      <w:r>
+        <w:rPr>
+          <w:color w:val="1F4EB4"/>
+        </w:rPr>
+        <w:t>"É você olhar, fechar os olhos, lembrar da sua infância e você já o vê do seu lado. É a sua vida sendo escrita com ele do lado."</w:t>
+      </w:r>
+    </w:p>
+    <w:p>
+      <w:r>
+        <w:rPr>
+          <w:color w:val="1F4EB4"/>
+        </w:rPr>
+        <w:t>"O parceiro não tem preço."</w:t>
+      </w:r>
+    </w:p>
+    <w:p>
+      <w:r>
+        <w:rPr>
+          <w:color w:val="1F4EB4"/>
+        </w:rPr>
         <w:t>O homem que caiu tantas vezes continua aqui. O homem que segurou tudo foi embora num helicóptero, numa viagem que nem era da dupla.</w:t>
       </w:r>
     </w:p>
@@ -1767,7 +2015,7 @@
         <w:rPr>
           <w:color w:val="1F4EB4"/>
         </w:rPr>
-        <w:t>Pouco depois do enterro, Renner apareceu num vídeo nas redes sociais.</w:t>
+        <w:t>Pouco depois do enterro, Renner apareceu num vídeo nas redes sociais. Era a primeira vez que falava em público desde a queda.</w:t>
       </w:r>
     </w:p>
     <w:p>
@@ -1792,6 +2040,62 @@
           <w:color w:val="1F4EB4"/>
         </w:rPr>
         <w:t>"O show não pode parar."</w:t>
+      </w:r>
+    </w:p>
+    <w:p>
+      <w:r>
+        <w:rPr>
+          <w:color w:val="000000"/>
+        </w:rPr>
+        <w:t>Enquanto isso, o meio sertanejo se despedia.</w:t>
+      </w:r>
+    </w:p>
+    <w:p>
+      <w:r>
+        <w:rPr>
+          <w:color w:val="000000"/>
+        </w:rPr>
+        <w:t>Zezé Di Camargo, que tinha ajudado a dupla a conseguir o primeiro contrato com uma grande gravadora, publicou uma foto ao lado de Rick. Escreveu: "Dois meninos em busca de um sonho!"</w:t>
+      </w:r>
+    </w:p>
+    <w:p>
+      <w:r>
+        <w:rPr>
+          <w:color w:val="000000"/>
+        </w:rPr>
+        <w:t>Chitãozinho e Xororó, que gravaram "Página de Amigos" e "Eu Menti", escreveram: "Hoje o sertanejo ficou mais silencioso."</w:t>
+      </w:r>
+    </w:p>
+    <w:p>
+      <w:r>
+        <w:rPr>
+          <w:color w:val="000000"/>
+        </w:rPr>
+        <w:t>No sábado, vinte e seis de setembro, cinco dias depois da queda, um grande show sertanejo na Arena Pantanal, em Cuiabá, parou para homenagear Rick.</w:t>
+      </w:r>
+    </w:p>
+    <w:p>
+      <w:r>
+        <w:rPr>
+          <w:color w:val="000000"/>
+        </w:rPr>
+        <w:t>Bruno e Marrone cantaram o maior sucesso da dupla, a música de mil novecentos e noventa e oito.</w:t>
+      </w:r>
+    </w:p>
+    <w:p>
+      <w:r>
+        <w:rPr>
+          <w:color w:val="000000"/>
+        </w:rPr>
+        <w:t>"Ela é Demais."</w:t>
+      </w:r>
+    </w:p>
+    <w:p>
+      <w:r>
+        <w:rPr>
+          <w:color w:val="000000"/>
+        </w:rPr>
+        <w:t>O refrão que tinha levado Rick e Renner ao Brasil inteiro voltava a tocar. Dessa vez, por um motivo que nenhum fã queria.</w:t>
       </w:r>
     </w:p>
     <w:p>
